--- a/tillsyn/A 45224-2024 tillsynsbegäran.docx
+++ b/tillsyn/A 45224-2024 tillsynsbegäran.docx
@@ -1170,7 +1170,7 @@
     <w:r>
       <w:tab/>
       <w:tab/>
-      <w:t>2026-09-14</w:t>
+      <w:t>2026-09-15</w:t>
       <w:br/>
       <w:br/>
     </w:r>

--- a/tillsyn/A 45224-2024 tillsynsbegäran.docx
+++ b/tillsyn/A 45224-2024 tillsynsbegäran.docx
@@ -1170,7 +1170,7 @@
     <w:r>
       <w:tab/>
       <w:tab/>
-      <w:t>2026-09-15</w:t>
+      <w:t>2026-09-16</w:t>
       <w:br/>
       <w:br/>
     </w:r>

--- a/tillsyn/A 45224-2024 tillsynsbegäran.docx
+++ b/tillsyn/A 45224-2024 tillsynsbegäran.docx
@@ -1170,7 +1170,7 @@
     <w:r>
       <w:tab/>
       <w:tab/>
-      <w:t>2026-09-16</w:t>
+      <w:t>2026-09-17</w:t>
       <w:br/>
       <w:br/>
     </w:r>

--- a/tillsyn/A 45224-2024 tillsynsbegäran.docx
+++ b/tillsyn/A 45224-2024 tillsynsbegäran.docx
@@ -1170,7 +1170,7 @@
     <w:r>
       <w:tab/>
       <w:tab/>
-      <w:t>2026-09-17</w:t>
+      <w:t>2026-09-18</w:t>
       <w:br/>
       <w:br/>
     </w:r>

--- a/tillsyn/A 45224-2024 tillsynsbegäran.docx
+++ b/tillsyn/A 45224-2024 tillsynsbegäran.docx
@@ -1170,7 +1170,7 @@
     <w:r>
       <w:tab/>
       <w:tab/>
-      <w:t>2026-09-18</w:t>
+      <w:t>2026-09-19</w:t>
       <w:br/>
       <w:br/>
     </w:r>

--- a/tillsyn/A 45224-2024 tillsynsbegäran.docx
+++ b/tillsyn/A 45224-2024 tillsynsbegäran.docx
@@ -1170,7 +1170,7 @@
     <w:r>
       <w:tab/>
       <w:tab/>
-      <w:t>2026-09-19</w:t>
+      <w:t>2026-09-21</w:t>
       <w:br/>
       <w:br/>
     </w:r>

--- a/tillsyn/A 45224-2024 tillsynsbegäran.docx
+++ b/tillsyn/A 45224-2024 tillsynsbegäran.docx
@@ -1170,7 +1170,7 @@
     <w:r>
       <w:tab/>
       <w:tab/>
-      <w:t>2026-09-21</w:t>
+      <w:t>2026-09-23</w:t>
       <w:br/>
       <w:br/>
     </w:r>

--- a/tillsyn/A 45224-2024 tillsynsbegäran.docx
+++ b/tillsyn/A 45224-2024 tillsynsbegäran.docx
@@ -1170,7 +1170,7 @@
     <w:r>
       <w:tab/>
       <w:tab/>
-      <w:t>2026-09-23</w:t>
+      <w:t>2026-09-24</w:t>
       <w:br/>
       <w:br/>
     </w:r>

--- a/tillsyn/A 45224-2024 tillsynsbegäran.docx
+++ b/tillsyn/A 45224-2024 tillsynsbegäran.docx
@@ -1170,7 +1170,7 @@
     <w:r>
       <w:tab/>
       <w:tab/>
-      <w:t>2026-09-24</w:t>
+      <w:t>2026-09-25</w:t>
       <w:br/>
       <w:br/>
     </w:r>

--- a/tillsyn/A 45224-2024 tillsynsbegäran.docx
+++ b/tillsyn/A 45224-2024 tillsynsbegäran.docx
@@ -1170,7 +1170,7 @@
     <w:r>
       <w:tab/>
       <w:tab/>
-      <w:t>2026-09-25</w:t>
+      <w:t>2026-09-26</w:t>
       <w:br/>
       <w:br/>
     </w:r>

--- a/tillsyn/A 45224-2024 tillsynsbegäran.docx
+++ b/tillsyn/A 45224-2024 tillsynsbegäran.docx
@@ -1170,7 +1170,7 @@
     <w:r>
       <w:tab/>
       <w:tab/>
-      <w:t>2026-09-26</w:t>
+      <w:t>2026-09-27</w:t>
       <w:br/>
       <w:br/>
     </w:r>

--- a/tillsyn/A 45224-2024 tillsynsbegäran.docx
+++ b/tillsyn/A 45224-2024 tillsynsbegäran.docx
@@ -1170,7 +1170,7 @@
     <w:r>
       <w:tab/>
       <w:tab/>
-      <w:t>2026-09-27</w:t>
+      <w:t>2026-09-28</w:t>
       <w:br/>
       <w:br/>
     </w:r>

--- a/tillsyn/A 45224-2024 tillsynsbegäran.docx
+++ b/tillsyn/A 45224-2024 tillsynsbegäran.docx
@@ -1170,7 +1170,7 @@
     <w:r>
       <w:tab/>
       <w:tab/>
-      <w:t>2026-09-28</w:t>
+      <w:t>2026-09-29</w:t>
       <w:br/>
       <w:br/>
     </w:r>

--- a/tillsyn/A 45224-2024 tillsynsbegäran.docx
+++ b/tillsyn/A 45224-2024 tillsynsbegäran.docx
@@ -1170,7 +1170,7 @@
     <w:r>
       <w:tab/>
       <w:tab/>
-      <w:t>2026-09-29</w:t>
+      <w:t>2026-09-30</w:t>
       <w:br/>
       <w:br/>
     </w:r>

--- a/tillsyn/A 45224-2024 tillsynsbegäran.docx
+++ b/tillsyn/A 45224-2024 tillsynsbegäran.docx
@@ -1170,7 +1170,7 @@
     <w:r>
       <w:tab/>
       <w:tab/>
-      <w:t>2026-09-30</w:t>
+      <w:t>2026-10-01</w:t>
       <w:br/>
       <w:br/>
     </w:r>

--- a/tillsyn/A 45224-2024 tillsynsbegäran.docx
+++ b/tillsyn/A 45224-2024 tillsynsbegäran.docx
@@ -1170,7 +1170,7 @@
     <w:r>
       <w:tab/>
       <w:tab/>
-      <w:t>2026-10-01</w:t>
+      <w:t>2026-10-02</w:t>
       <w:br/>
       <w:br/>
     </w:r>

--- a/tillsyn/A 45224-2024 tillsynsbegäran.docx
+++ b/tillsyn/A 45224-2024 tillsynsbegäran.docx
@@ -1170,7 +1170,7 @@
     <w:r>
       <w:tab/>
       <w:tab/>
-      <w:t>2026-10-02</w:t>
+      <w:t>2026-10-03</w:t>
       <w:br/>
       <w:br/>
     </w:r>

--- a/tillsyn/A 45224-2024 tillsynsbegäran.docx
+++ b/tillsyn/A 45224-2024 tillsynsbegäran.docx
@@ -1170,7 +1170,7 @@
     <w:r>
       <w:tab/>
       <w:tab/>
-      <w:t>2026-10-03</w:t>
+      <w:t>2026-10-04</w:t>
       <w:br/>
       <w:br/>
     </w:r>

--- a/tillsyn/A 45224-2024 tillsynsbegäran.docx
+++ b/tillsyn/A 45224-2024 tillsynsbegäran.docx
@@ -1170,7 +1170,7 @@
     <w:r>
       <w:tab/>
       <w:tab/>
-      <w:t>2026-10-04</w:t>
+      <w:t>2026-10-05</w:t>
       <w:br/>
       <w:br/>
     </w:r>

--- a/tillsyn/A 45224-2024 tillsynsbegäran.docx
+++ b/tillsyn/A 45224-2024 tillsynsbegäran.docx
@@ -1170,7 +1170,7 @@
     <w:r>
       <w:tab/>
       <w:tab/>
-      <w:t>2026-10-05</w:t>
+      <w:t>2026-10-06</w:t>
       <w:br/>
       <w:br/>
     </w:r>

--- a/tillsyn/A 45224-2024 tillsynsbegäran.docx
+++ b/tillsyn/A 45224-2024 tillsynsbegäran.docx
@@ -1170,7 +1170,7 @@
     <w:r>
       <w:tab/>
       <w:tab/>
-      <w:t>2026-10-06</w:t>
+      <w:t>2026-10-07</w:t>
       <w:br/>
       <w:br/>
     </w:r>

--- a/tillsyn/A 45224-2024 tillsynsbegäran.docx
+++ b/tillsyn/A 45224-2024 tillsynsbegäran.docx
@@ -1170,7 +1170,7 @@
     <w:r>
       <w:tab/>
       <w:tab/>
-      <w:t>2026-10-07</w:t>
+      <w:t>2026-10-08</w:t>
       <w:br/>
       <w:br/>
     </w:r>

--- a/tillsyn/A 45224-2024 tillsynsbegäran.docx
+++ b/tillsyn/A 45224-2024 tillsynsbegäran.docx
@@ -1170,7 +1170,7 @@
     <w:r>
       <w:tab/>
       <w:tab/>
-      <w:t>2026-10-08</w:t>
+      <w:t>2026-10-09</w:t>
       <w:br/>
       <w:br/>
     </w:r>

--- a/tillsyn/A 45224-2024 tillsynsbegäran.docx
+++ b/tillsyn/A 45224-2024 tillsynsbegäran.docx
@@ -1170,7 +1170,7 @@
     <w:r>
       <w:tab/>
       <w:tab/>
-      <w:t>2026-10-09</w:t>
+      <w:t>2026-10-10</w:t>
       <w:br/>
       <w:br/>
     </w:r>

--- a/tillsyn/A 45224-2024 tillsynsbegäran.docx
+++ b/tillsyn/A 45224-2024 tillsynsbegäran.docx
@@ -1170,7 +1170,7 @@
     <w:r>
       <w:tab/>
       <w:tab/>
-      <w:t>2026-10-10</w:t>
+      <w:t>2026-10-11</w:t>
       <w:br/>
       <w:br/>
     </w:r>

--- a/tillsyn/A 45224-2024 tillsynsbegäran.docx
+++ b/tillsyn/A 45224-2024 tillsynsbegäran.docx
@@ -1170,7 +1170,7 @@
     <w:r>
       <w:tab/>
       <w:tab/>
-      <w:t>2026-10-11</w:t>
+      <w:t>2026-10-12</w:t>
       <w:br/>
       <w:br/>
     </w:r>

--- a/tillsyn/A 45224-2024 tillsynsbegäran.docx
+++ b/tillsyn/A 45224-2024 tillsynsbegäran.docx
@@ -1170,7 +1170,7 @@
     <w:r>
       <w:tab/>
       <w:tab/>
-      <w:t>2026-10-12</w:t>
+      <w:t>2026-10-13</w:t>
       <w:br/>
       <w:br/>
     </w:r>

--- a/tillsyn/A 45224-2024 tillsynsbegäran.docx
+++ b/tillsyn/A 45224-2024 tillsynsbegäran.docx
@@ -1170,7 +1170,7 @@
     <w:r>
       <w:tab/>
       <w:tab/>
-      <w:t>2026-10-13</w:t>
+      <w:t>2026-10-14</w:t>
       <w:br/>
       <w:br/>
     </w:r>

--- a/tillsyn/A 45224-2024 tillsynsbegäran.docx
+++ b/tillsyn/A 45224-2024 tillsynsbegäran.docx
@@ -1170,7 +1170,7 @@
     <w:r>
       <w:tab/>
       <w:tab/>
-      <w:t>2026-10-14</w:t>
+      <w:t>2026-10-15</w:t>
       <w:br/>
       <w:br/>
     </w:r>

--- a/tillsyn/A 45224-2024 tillsynsbegäran.docx
+++ b/tillsyn/A 45224-2024 tillsynsbegäran.docx
@@ -1170,7 +1170,7 @@
     <w:r>
       <w:tab/>
       <w:tab/>
-      <w:t>2026-10-15</w:t>
+      <w:t>2026-10-16</w:t>
       <w:br/>
       <w:br/>
     </w:r>

--- a/tillsyn/A 45224-2024 tillsynsbegäran.docx
+++ b/tillsyn/A 45224-2024 tillsynsbegäran.docx
@@ -1170,7 +1170,7 @@
     <w:r>
       <w:tab/>
       <w:tab/>
-      <w:t>2026-10-16</w:t>
+      <w:t>2026-10-17</w:t>
       <w:br/>
       <w:br/>
     </w:r>

--- a/tillsyn/A 45224-2024 tillsynsbegäran.docx
+++ b/tillsyn/A 45224-2024 tillsynsbegäran.docx
@@ -1170,7 +1170,7 @@
     <w:r>
       <w:tab/>
       <w:tab/>
-      <w:t>2026-10-17</w:t>
+      <w:t>2026-10-18</w:t>
       <w:br/>
       <w:br/>
     </w:r>

--- a/tillsyn/A 45224-2024 tillsynsbegäran.docx
+++ b/tillsyn/A 45224-2024 tillsynsbegäran.docx
@@ -1170,7 +1170,7 @@
     <w:r>
       <w:tab/>
       <w:tab/>
-      <w:t>2026-10-18</w:t>
+      <w:t>2026-10-19</w:t>
       <w:br/>
       <w:br/>
     </w:r>

--- a/tillsyn/A 45224-2024 tillsynsbegäran.docx
+++ b/tillsyn/A 45224-2024 tillsynsbegäran.docx
@@ -1170,7 +1170,7 @@
     <w:r>
       <w:tab/>
       <w:tab/>
-      <w:t>2026-10-19</w:t>
+      <w:t>2026-10-20</w:t>
       <w:br/>
       <w:br/>
     </w:r>

--- a/tillsyn/A 45224-2024 tillsynsbegäran.docx
+++ b/tillsyn/A 45224-2024 tillsynsbegäran.docx
@@ -1170,7 +1170,7 @@
     <w:r>
       <w:tab/>
       <w:tab/>
-      <w:t>2026-10-20</w:t>
+      <w:t>2026-10-21</w:t>
       <w:br/>
       <w:br/>
     </w:r>

--- a/tillsyn/A 45224-2024 tillsynsbegäran.docx
+++ b/tillsyn/A 45224-2024 tillsynsbegäran.docx
@@ -1170,7 +1170,7 @@
     <w:r>
       <w:tab/>
       <w:tab/>
-      <w:t>2026-10-21</w:t>
+      <w:t>2026-10-22</w:t>
       <w:br/>
       <w:br/>
     </w:r>

--- a/tillsyn/A 45224-2024 tillsynsbegäran.docx
+++ b/tillsyn/A 45224-2024 tillsynsbegäran.docx
@@ -1170,7 +1170,7 @@
     <w:r>
       <w:tab/>
       <w:tab/>
-      <w:t>2026-10-22</w:t>
+      <w:t>2026-10-23</w:t>
       <w:br/>
       <w:br/>
     </w:r>

--- a/tillsyn/A 45224-2024 tillsynsbegäran.docx
+++ b/tillsyn/A 45224-2024 tillsynsbegäran.docx
@@ -1170,7 +1170,7 @@
     <w:r>
       <w:tab/>
       <w:tab/>
-      <w:t>2026-10-23</w:t>
+      <w:t>2026-10-24</w:t>
       <w:br/>
       <w:br/>
     </w:r>

--- a/tillsyn/A 45224-2024 tillsynsbegäran.docx
+++ b/tillsyn/A 45224-2024 tillsynsbegäran.docx
@@ -1170,7 +1170,7 @@
     <w:r>
       <w:tab/>
       <w:tab/>
-      <w:t>2026-10-24</w:t>
+      <w:t>2026-10-25</w:t>
       <w:br/>
       <w:br/>
     </w:r>

--- a/tillsyn/A 45224-2024 tillsynsbegäran.docx
+++ b/tillsyn/A 45224-2024 tillsynsbegäran.docx
@@ -1170,7 +1170,7 @@
     <w:r>
       <w:tab/>
       <w:tab/>
-      <w:t>2026-10-25</w:t>
+      <w:t>2026-10-26</w:t>
       <w:br/>
       <w:br/>
     </w:r>

--- a/tillsyn/A 45224-2024 tillsynsbegäran.docx
+++ b/tillsyn/A 45224-2024 tillsynsbegäran.docx
@@ -1170,7 +1170,7 @@
     <w:r>
       <w:tab/>
       <w:tab/>
-      <w:t>2026-10-26</w:t>
+      <w:t>2026-10-27</w:t>
       <w:br/>
       <w:br/>
     </w:r>

--- a/tillsyn/A 45224-2024 tillsynsbegäran.docx
+++ b/tillsyn/A 45224-2024 tillsynsbegäran.docx
@@ -1170,7 +1170,7 @@
     <w:r>
       <w:tab/>
       <w:tab/>
-      <w:t>2026-10-27</w:t>
+      <w:t>2026-10-28</w:t>
       <w:br/>
       <w:br/>
     </w:r>

--- a/tillsyn/A 45224-2024 tillsynsbegäran.docx
+++ b/tillsyn/A 45224-2024 tillsynsbegäran.docx
@@ -1170,7 +1170,7 @@
     <w:r>
       <w:tab/>
       <w:tab/>
-      <w:t>2026-10-28</w:t>
+      <w:t>2026-10-29</w:t>
       <w:br/>
       <w:br/>
     </w:r>

--- a/tillsyn/A 45224-2024 tillsynsbegäran.docx
+++ b/tillsyn/A 45224-2024 tillsynsbegäran.docx
@@ -22,7 +22,7 @@
       <w:r>
         <w:drawing>
           <wp:inline xmlns:a="http://schemas.openxmlformats.org/drawingml/2006/main" xmlns:pic="http://schemas.openxmlformats.org/drawingml/2006/picture">
-            <wp:extent cx="5486400" cy="4490929"/>
+            <wp:extent cx="5486400" cy="4728484"/>
             <wp:docPr id="1" name="Picture 1"/>
             <wp:cNvGraphicFramePr>
               <a:graphicFrameLocks noChangeAspect="1"/>
@@ -43,7 +43,7 @@
                   <pic:spPr>
                     <a:xfrm>
                       <a:off x="0" y="0"/>
-                      <a:ext cx="5486400" cy="4490929"/>
+                      <a:ext cx="5486400" cy="4728484"/>
                     </a:xfrm>
                     <a:prstGeom prst="rect"/>
                   </pic:spPr>
@@ -65,7 +65,7 @@
     </w:p>
     <w:p>
       <w:r>
-        <w:t>I och inom 6 meter från avverkningsanmälan finns fynd av 10 naturvårdsarter, varav 3 är rödlistade, 5 är fridlysta, 5 är typiska (T) och 5 är signalarter (S): garnlav (VU, T), talltita (NT, §4), tretåig hackspett (NT, T, §4), gräsull (S), guckusko (S, T, §7), rödgul trumpetsvamp (S), strimspindling (S), vitvaxing agg. (S), blåsippa (T, §9) och tjäder (T, §4). Se Figur 1.</w:t>
+        <w:t>I och inom 6 meter från avverkningsanmälan finns fynd av 20 naturvårdsarter, varav 4 är rödlistade, 6 är fridlysta, 15 är typiska (T) och 5 är signalarter (S): garnlav (VU, T), lavskrika (NT, T, §4), talltita (NT, §4), tretåig hackspett (NT, T, §4), gräsull (S), guckusko (S, T, §7), rödgul trumpetsvamp (S), strimspindling (S), vitvaxing agg. (S), bergsslok (T), blåbär (T), blåsippa (T, §9), brudborste (T), fjällskära (T), humleblomster (T), kransmossa (T), kärrfibbla (T), liljekonvalj (T), nordisk stormhatt (T) och tjäder (T, §4). Se Figur 1.</w:t>
       </w:r>
     </w:p>
     <w:p>
@@ -138,6 +138,26 @@
         <w:rPr>
           <w:b/>
         </w:rPr>
+        <w:t>Lavskrika (NT, §4)</w:t>
+      </w:r>
+      <w:r>
+        <w:t xml:space="preserve"> är rödlistad som nära hotad och fridlyst enligt 4§ artskyddsförordningen. Den har minskat med 20 (10–30) % under de senaste 15 åren och minskningstakten bedöms vara nära gränsvärdet för sårbar (VU). Lavskrikan är en mycket stationär fågel, som häckar i äldre, slutna och hänglavsrika barrskogar. Nyckelfaktorer är flerskiktad skog med rik undervegetation samt riklig förekomst av hänglavar. Reviren är livslånga med hemområden som varierar mellan 50 och 150 ha. Inom ett revir av hög kvalitet finns det som regel ett eller flera kärnområden (1–20 ha) med relativt tät flerskiktad granskog. Arten missgynnas när flerskiktad skog omförs till enskiktade bestånd och även röjning och hård gallring är starkt negativt. Lavskrikan har relativt stora hemområden och försvinner när den äldre skogen fragmenteras, särskilt allvarligt är när kärnområdena avverkas. Den försvinner successivt framför allt vid dess utbredningsgränser och populationen har minskat kontinuerligt under 2000-talet. Lavskrika är typisk art för </w:t>
+      </w:r>
+      <w:r>
+        <w:rPr>
+          <w:i/>
+        </w:rPr>
+        <w:t>9010 Taiga</w:t>
+      </w:r>
+      <w:r>
+        <w:t xml:space="preserve"> (SLU Artdatabanken, 2026; Skogsstyrelsen 2016).</w:t>
+      </w:r>
+    </w:p>
+    <w:p>
+      <w:r>
+        <w:rPr>
+          <w:b/>
+        </w:rPr>
         <w:t>Talltita (NT, §4)</w:t>
       </w:r>
       <w:r>
@@ -209,6 +229,46 @@
         <w:rPr>
           <w:b/>
         </w:rPr>
+        <w:t xml:space="preserve">Bergsslok </w:t>
+      </w:r>
+      <w:r>
+        <w:t xml:space="preserve">är typisk art för </w:t>
+      </w:r>
+      <w:r>
+        <w:rPr>
+          <w:i/>
+        </w:rPr>
+        <w:t>9190 Näringsfattig ekskog</w:t>
+      </w:r>
+      <w:r>
+        <w:t xml:space="preserve"> (SLU Artdatabanken, 2025).</w:t>
+      </w:r>
+    </w:p>
+    <w:p>
+      <w:r>
+        <w:rPr>
+          <w:b/>
+        </w:rPr>
+        <w:t>Blåbär</w:t>
+      </w:r>
+      <w:r>
+        <w:t xml:space="preserve"> är typisk art för </w:t>
+      </w:r>
+      <w:r>
+        <w:rPr>
+          <w:i/>
+        </w:rPr>
+        <w:t>9190 Näringsfattig ekskog</w:t>
+      </w:r>
+      <w:r>
+        <w:t>. I naturskogar och kontinuitetsskogar är blåbär värdväxt för bland annat de rödlistade fjärilarna sibiriskt lundfly (EN), tajgafjällfly (EN), urskogsfly (EN), fjällskogsfly (VU), högnordiskt fjällfly (VU), baltiskt skogsfly (NT), gråpudrat skogsfly (NT), grå blåbärsfältmätare (NT) och skogsfältmätare (NT) (SLU Artdatabanken, 2026).</w:t>
+      </w:r>
+    </w:p>
+    <w:p>
+      <w:r>
+        <w:rPr>
+          <w:b/>
+        </w:rPr>
         <w:t>Blåsippa (§9)</w:t>
       </w:r>
       <w:r>
@@ -231,6 +291,209 @@
       </w:r>
       <w:r>
         <w:t xml:space="preserve"> (SLU Artdatabanken, 2025).</w:t>
+      </w:r>
+    </w:p>
+    <w:p>
+      <w:r>
+        <w:rPr>
+          <w:b/>
+        </w:rPr>
+        <w:t>Brudborste</w:t>
+      </w:r>
+      <w:r>
+        <w:t xml:space="preserve"> är typisk art för </w:t>
+      </w:r>
+      <w:r>
+        <w:rPr>
+          <w:i/>
+        </w:rPr>
+        <w:t xml:space="preserve">9050 Näringsrik granskog, 9040 Fjällbjörkskog, 6530 Lövängar, 6430 Högörtängar </w:t>
+      </w:r>
+      <w:r>
+        <w:t xml:space="preserve">och </w:t>
+      </w:r>
+      <w:r>
+        <w:rPr>
+          <w:i/>
+        </w:rPr>
+        <w:t>6510 Slåtterängar i låglandet</w:t>
+      </w:r>
+      <w:r>
+        <w:t xml:space="preserve"> (SLU Artdatabanken, 2025).</w:t>
+      </w:r>
+    </w:p>
+    <w:p>
+      <w:r>
+        <w:rPr>
+          <w:b/>
+        </w:rPr>
+        <w:t xml:space="preserve">Fjällskära </w:t>
+      </w:r>
+      <w:r>
+        <w:t xml:space="preserve">är typisk art för </w:t>
+      </w:r>
+      <w:r>
+        <w:rPr>
+          <w:i/>
+        </w:rPr>
+        <w:t xml:space="preserve">9040 Fjällbjörkskog, 6530 Lövängar, 6510 Slåtterängar i låglandet </w:t>
+      </w:r>
+      <w:r>
+        <w:t xml:space="preserve">och </w:t>
+      </w:r>
+      <w:r>
+        <w:rPr>
+          <w:i/>
+        </w:rPr>
+        <w:t>7310 Aapamyrar</w:t>
+      </w:r>
+      <w:r>
+        <w:t>. Fjällskära är värdväxt för bl.a. de rödlistade fjärilarna fjällskärefrövecklare (VU) och fjällskäreplattmal (VU)</w:t>
+      </w:r>
+      <w:r>
+        <w:rPr>
+          <w:i/>
+        </w:rPr>
+        <w:t xml:space="preserve"> </w:t>
+      </w:r>
+      <w:r>
+        <w:t>(SLU Artdatabanken, 2026).</w:t>
+      </w:r>
+    </w:p>
+    <w:p>
+      <w:r>
+        <w:rPr>
+          <w:b/>
+        </w:rPr>
+        <w:t>Humleblomster</w:t>
+      </w:r>
+      <w:r>
+        <w:t xml:space="preserve"> är typisk art för </w:t>
+      </w:r>
+      <w:r>
+        <w:rPr>
+          <w:i/>
+        </w:rPr>
+        <w:t xml:space="preserve">9040 Fjällbjörkskog </w:t>
+      </w:r>
+      <w:r>
+        <w:t>(SLU Artdatabanken, 2025).</w:t>
+      </w:r>
+    </w:p>
+    <w:p>
+      <w:r>
+        <w:rPr>
+          <w:b/>
+        </w:rPr>
+        <w:t>Kransmossa</w:t>
+      </w:r>
+      <w:r>
+        <w:t xml:space="preserve"> är typisk art för </w:t>
+      </w:r>
+      <w:r>
+        <w:rPr>
+          <w:i/>
+        </w:rPr>
+        <w:t xml:space="preserve">9050 Näringsrik granskog </w:t>
+      </w:r>
+      <w:r>
+        <w:t xml:space="preserve">och </w:t>
+      </w:r>
+      <w:r>
+        <w:rPr>
+          <w:i/>
+        </w:rPr>
+        <w:t xml:space="preserve">6170 Alpina kalkgräsmarker </w:t>
+      </w:r>
+      <w:r>
+        <w:t>(SLU Artdatabanken, 2025).</w:t>
+      </w:r>
+    </w:p>
+    <w:p>
+      <w:r>
+        <w:rPr>
+          <w:b/>
+        </w:rPr>
+        <w:t>Kärrfibbla</w:t>
+      </w:r>
+      <w:r>
+        <w:t xml:space="preserve"> är typisk art för </w:t>
+      </w:r>
+      <w:r>
+        <w:rPr>
+          <w:i/>
+        </w:rPr>
+        <w:t xml:space="preserve">9050 Näringsrik granskog, 9080 Lövsumpskog </w:t>
+      </w:r>
+      <w:r>
+        <w:t>och</w:t>
+      </w:r>
+      <w:r>
+        <w:rPr>
+          <w:i/>
+        </w:rPr>
+        <w:t xml:space="preserve"> 9040 Fjällbjörkskog </w:t>
+      </w:r>
+      <w:r>
+        <w:t>(SLU Artdatabanken, 2025).</w:t>
+      </w:r>
+    </w:p>
+    <w:p>
+      <w:r>
+        <w:rPr>
+          <w:b/>
+        </w:rPr>
+        <w:t>Liljekonvalj</w:t>
+      </w:r>
+      <w:r>
+        <w:t xml:space="preserve"> är typisk art för </w:t>
+      </w:r>
+      <w:r>
+        <w:rPr>
+          <w:i/>
+        </w:rPr>
+        <w:t>9190 Näringsfattig ekskog</w:t>
+      </w:r>
+      <w:r>
+        <w:t>. På liljekonvalj kan man hitta rostsvampen konvaljerost (NE) (SLU Artdatabanken, 2025).</w:t>
+      </w:r>
+    </w:p>
+    <w:p>
+      <w:r>
+        <w:rPr>
+          <w:b/>
+        </w:rPr>
+        <w:t>Nordisk stormhatt</w:t>
+      </w:r>
+      <w:r>
+        <w:t xml:space="preserve"> är typisk art för </w:t>
+      </w:r>
+      <w:r>
+        <w:rPr>
+          <w:i/>
+        </w:rPr>
+        <w:t xml:space="preserve">9050 Näringsrik granskog, 9040 Fjällbjörkskog </w:t>
+      </w:r>
+      <w:r>
+        <w:t xml:space="preserve">och </w:t>
+      </w:r>
+      <w:r>
+        <w:rPr>
+          <w:i/>
+        </w:rPr>
+        <w:t>6430 Högörtängar</w:t>
+      </w:r>
+      <w:r>
+        <w:t>. Stormhattsrotvecklare (NT) samt stormhattshumla, som är rödlistad som nära hotad (NT) på den europeiska rödlistan, är knuten till nordisk stormhatt</w:t>
+      </w:r>
+      <w:r>
+        <w:rPr>
+          <w:i/>
+        </w:rPr>
+        <w:t xml:space="preserve"> </w:t>
+      </w:r>
+      <w:r>
+        <w:t>(SLU Artdatabanken, 2026; IUCN, 2025).</w:t>
       </w:r>
     </w:p>
     <w:p>
@@ -299,7 +562,7 @@
     </w:p>
     <w:p>
       <w:r>
-        <w:t>Följande typiska arter har sina livsmiljöer och växtplatser i den avverkningsanmälda skogen: garnlav (VU, T), tretåig hackspett (NT, T, §4), guckusko (S, T, §7), blåsippa (T, §9) och tjäder (T, §4).</w:t>
+        <w:t>Följande typiska arter har sina livsmiljöer och växtplatser i den avverkningsanmälda skogen: garnlav (VU, T), lavskrika (NT, T, §4), tretåig hackspett (NT, T, §4), guckusko (S, T, §7), bergsslok (T), blåbär (T), blåsippa (T, §9), brudborste (T), fjällskära (T), humleblomster (T), kransmossa (T), kärrfibbla (T), liljekonvalj (T), nordisk stormhatt (T) och tjäder (T, §4).</w:t>
       </w:r>
     </w:p>
     <w:p>
@@ -367,6 +630,92 @@
       </w:pPr>
       <w:r>
         <w:t>BILAGA 1 – Fridlysta arter</w:t>
+      </w:r>
+    </w:p>
+    <w:p>
+      <w:pPr>
+        <w:pStyle w:val="Heading1"/>
+      </w:pPr>
+      <w:r>
+        <w:t>Lavskrika – ekologi samt krav på livsmiljön</w:t>
+      </w:r>
+    </w:p>
+    <w:p>
+      <w:r>
+        <w:t>Lavskrika är rödlistad som nära hotad (NT), fridlyst enligt 4 § artskyddsförordningen (2007:845) och ingår i förteckningen över prioriterade arter i Skogsstyrelsens föreskrifter och allmänna råd (SKSFS 2011:7) bilaga 4. Lavskrikan är en mycket stationär fågel, som häckar i äldre, slutna och hänglavsrika barrskogar. Nyckelfaktorer är flerskiktad skog med rik undervegetation samt riklig förekomst av hänglavar (SLU Artdatabanken, 2026).</w:t>
+      </w:r>
+    </w:p>
+    <w:p>
+      <w:r>
+        <w:t xml:space="preserve">I Skogsstyrelsens vägledning för hänsyn till fåglar står bland annat att: </w:t>
+      </w:r>
+      <w:r>
+        <w:rPr>
+          <w:i/>
+        </w:rPr>
+        <w:t>“Reviren är livslånga med hemområden som varierar mellan 50 och 150 ha. Hemområdena har inga fasta gränser utan det handlar mera om de yttre gränserna för familjegruppernas rörelser. Lavskrikan undviker att förflytta sig över stora öppna områden och hemområdesstorleken är därför större i områden fragmenterade av hyggen och yngre skog än i områden med i sammanhängande äldre skog. Det finns studier som antyder att det inom ett revir bör finnas maximalt 15 % öppna ytor och ungskog. Inom ett revir av hög kvalitet finns det som regel ett eller flera kärnområden (1–20 ha) med relativt tät flerskiktad granskog.”</w:t>
+      </w:r>
+      <w:r>
+        <w:t xml:space="preserve"> Vidare att: </w:t>
+      </w:r>
+      <w:r>
+        <w:rPr>
+          <w:i/>
+        </w:rPr>
+        <w:t>“Arten missgynnas när flerskiktad skog omförs till enskiktade bestånd. Även skogsskötsel med återkommande röjning och hård gallring är starkt negativt. Lavskrikan har relativt stora hemområden och försvinner när den äldre skogen fragmenteras, särskilt allvarligt är när kärnområdena avverkas.”</w:t>
+      </w:r>
+      <w:r>
+        <w:t xml:space="preserve"> (Skogsstyrelsen 2016).</w:t>
+      </w:r>
+    </w:p>
+    <w:p>
+      <w:r>
+        <w:t xml:space="preserve">Populationen har minskat med 20 (10–30) % under de senaste 15 åren och minskningstakten bedöms vara nära gränsvärdet för sårbar (VU). Arten försvinner successivt framför allt vid dess utbredningsgränser och populationen har minskat kontinuerligt under 2000-talet. Lavskrika är typisk art för </w:t>
+      </w:r>
+      <w:r>
+        <w:rPr>
+          <w:i/>
+        </w:rPr>
+        <w:t>9010 Taiga</w:t>
+      </w:r>
+      <w:r>
+        <w:t xml:space="preserve"> (SLU Artdatabanken, 2026).</w:t>
+      </w:r>
+    </w:p>
+    <w:p>
+      <w:pPr>
+        <w:pStyle w:val="Heading2"/>
+      </w:pPr>
+      <w:r>
+        <w:t>Referenser – lavskrika</w:t>
+      </w:r>
+    </w:p>
+    <w:p>
+      <w:r>
+        <w:t xml:space="preserve">Skogsstyrelsen, 2016. </w:t>
+      </w:r>
+      <w:r>
+        <w:rPr>
+          <w:i/>
+        </w:rPr>
+        <w:t xml:space="preserve">Vägledning för hänsyn till fåglar – lavskrika. </w:t>
+      </w:r>
+      <w:r>
+        <w:t>https://www.skogsstyrelsen.se/globalassets/lag-och-tillsyn/artskydd/vagledningar-for-hansyn-till-faglar/lavskrika-vagledning-hansyn.pdf</w:t>
+      </w:r>
+    </w:p>
+    <w:p>
+      <w:r>
+        <w:t xml:space="preserve">SLU Artdatabanken, 2026. </w:t>
+      </w:r>
+      <w:r>
+        <w:rPr>
+          <w:i/>
+        </w:rPr>
+        <w:t xml:space="preserve">Artfaktablad. Naturvård – artfakta. </w:t>
+      </w:r>
+      <w:r>
+        <w:t>SLU Artdatabanken, Uppsala</w:t>
       </w:r>
     </w:p>
     <w:p>
@@ -1170,7 +1519,7 @@
     <w:r>
       <w:tab/>
       <w:tab/>
-      <w:t>2026-10-29</w:t>
+      <w:t>2026-10-31</w:t>
       <w:br/>
       <w:br/>
     </w:r>
